--- a/book2/Chapter_14_Draft.docx
+++ b/book2/Chapter_14_Draft.docx
@@ -459,8 +459,10 @@
         <w:rPr>
           <w:iCs/>
           <w:i/>
-        </w:rPr>
-        <w:t xml:space="preserve">[Title to be decided]</w:t>
+          <w:bCs/>
+          <w:b/>
+        </w:rPr>
+        <w:t xml:space="preserve">From Moses to Yeshua: The Promise Fulfilled</w:t>
       </w:r>
       <w:r>
         <w:t xml:space="preserve"> </w:t>
@@ -679,7 +681,7 @@
           <w:bCs/>
           <w:b/>
         </w:rPr>
-        <w:t xml:space="preserve">Book 3 teaser, needs your decision:</w:t>
+        <w:t xml:space="preserve">Book 3 teaser:</w:t>
       </w:r>
     </w:p>
     <w:p>
@@ -695,13 +697,7 @@
           <w:bCs/>
           <w:b/>
         </w:rPr>
-        <w:t xml:space="preserve">Title.</w:t>
-      </w:r>
-      <w:r>
-        <w:t xml:space="preserve"> </w:t>
-      </w:r>
-      <w:r>
-        <w:t xml:space="preserve">Some ideas:</w:t>
+        <w:t xml:space="preserve">Title (your choice):</w:t>
       </w:r>
       <w:r>
         <w:t xml:space="preserve"> </w:t>
@@ -712,19 +708,6 @@
           <w:i/>
         </w:rPr>
         <w:t xml:space="preserve">From Moses to Yeshua: The Promise Fulfilled</w:t>
-      </w:r>
-      <w:r>
-        <w:t xml:space="preserve">, or</w:t>
-      </w:r>
-      <w:r>
-        <w:t xml:space="preserve"> </w:t>
-      </w:r>
-      <w:r>
-        <w:rPr>
-          <w:iCs/>
-          <w:i/>
-        </w:rPr>
-        <w:t xml:space="preserve">The Promise Comes Home</w:t>
       </w:r>
       <w:r>
         <w:t xml:space="preserve">.</w:t>

--- a/book2/Chapter_14_Draft.docx
+++ b/book2/Chapter_14_Draft.docx
@@ -2,13 +2,13 @@
 <file path=word/document.xml><?xml version="1.0" encoding="utf-8"?>
 <w:document xmlns:w="http://schemas.openxmlformats.org/wordprocessingml/2006/main" xmlns:m="http://schemas.openxmlformats.org/officeDocument/2006/math" xmlns:r="http://schemas.openxmlformats.org/officeDocument/2006/relationships" xmlns:o="urn:schemas-microsoft-com:office:office" xmlns:v="urn:schemas-microsoft-com:vml" xmlns:w10="urn:schemas-microsoft-com:office:word" xmlns:a="http://schemas.openxmlformats.org/drawingml/2006/main" xmlns:pic="http://schemas.openxmlformats.org/drawingml/2006/picture" xmlns:wp="http://schemas.openxmlformats.org/drawingml/2006/wordprocessingDrawing">
   <w:body>
-    <w:bookmarkStart w:id="21" w:name="book-2-chapter-14-draft"/>
+    <w:bookmarkStart w:id="21" w:name="part-2-chapter-14-draft"/>
     <w:p>
       <w:pPr>
         <w:pStyle w:val="Heading1"/>
       </w:pPr>
       <w:r>
-        <w:t xml:space="preserve">Book 2 · Chapter 14 — DRAFT</w:t>
+        <w:t xml:space="preserve">Part 2 · Chapter 14 — DRAFT</w:t>
       </w:r>
     </w:p>
     <w:p>
@@ -450,7 +450,7 @@
           <w:bCs/>
           <w:b/>
         </w:rPr>
-        <w:t xml:space="preserve">Joesiah &amp; Malani · Book 3</w:t>
+        <w:t xml:space="preserve">Joesiah &amp; Malani Time Travel Adventure · Part 3</w:t>
       </w:r>
       <w:r>
         <w:t xml:space="preserve"> </w:t>
@@ -643,7 +643,7 @@
         <w:t xml:space="preserve"> </w:t>
       </w:r>
       <w:r>
-        <w:t xml:space="preserve">alongside Midian, which some readers take as a link to Zipporah. Grandma presents both views. Cush links back to Book 1’s Chapters 4, 6 and 7.</w:t>
+        <w:t xml:space="preserve">alongside Midian, which some readers take as a link to Zipporah. Grandma presents both views. Cush links back to Part 1’s Chapters 4, 6 and 7.</w:t>
       </w:r>
     </w:p>
     <w:p>
@@ -665,7 +665,7 @@
         <w:t xml:space="preserve"> </w:t>
       </w:r>
       <w:r>
-        <w:t xml:space="preserve">it matches the preview page at the end of Book 1 word for word, so the two books tie together.</w:t>
+        <w:t xml:space="preserve">it matches the preview page at the end of Part 1 word for word, so the two books tie together.</w:t>
       </w:r>
     </w:p>
     <w:p>
@@ -681,7 +681,7 @@
           <w:bCs/>
           <w:b/>
         </w:rPr>
-        <w:t xml:space="preserve">Book 3 teaser:</w:t>
+        <w:t xml:space="preserve">Part 3 teaser:</w:t>
       </w:r>
     </w:p>
     <w:p>
@@ -810,13 +810,13 @@
           <w:bCs/>
           <w:b/>
         </w:rPr>
-        <w:t xml:space="preserve">For the Book 3 preview page:</w:t>
-      </w:r>
-      <w:r>
-        <w:t xml:space="preserve"> </w:t>
-      </w:r>
-      <w:r>
-        <w:t xml:space="preserve">an art panel like Book 1’s last page.</w:t>
+        <w:t xml:space="preserve">For the Part 3 preview page:</w:t>
+      </w:r>
+      <w:r>
+        <w:t xml:space="preserve"> </w:t>
+      </w:r>
+      <w:r>
+        <w:t xml:space="preserve">an art panel like Part 1’s last page.</w:t>
       </w:r>
     </w:p>
     <w:bookmarkEnd w:id="20"/>
